--- a/docs/testing/04_Resultados_Pruebas_E2E.docx
+++ b/docs/testing/04_Resultados_Pruebas_E2E.docx
@@ -360,7 +360,7 @@
                 <w:sz w:val="19"/>
                 <w:szCs w:val="19"/>
               </w:rPr>
-              <w:t xml:space="preserve">14 de octubre de 2026, 12:48 a. m.</w:t>
+              <w:t xml:space="preserve">28 de octubre de 2026, 2:31 a. m.</w:t>
             </w:r>
           </w:p>
         </w:tc>
@@ -431,7 +431,7 @@
                 <w:sz w:val="19"/>
                 <w:szCs w:val="19"/>
               </w:rPr>
-              <w:t xml:space="preserve">rama sprint_4, commit d1ed711 (más 145 archivos con cambios sin commit)</w:t>
+              <w:t xml:space="preserve">rama cobertura-pruebas, commit 000f31c (más 58 archivos con cambios sin commit)</w:t>
             </w:r>
           </w:p>
         </w:tc>
@@ -502,7 +502,7 @@
                 <w:sz w:val="19"/>
                 <w:szCs w:val="19"/>
               </w:rPr>
-              <w:t xml:space="preserve">Regresión completa final (tras los merges de US-12, US-13 y US-21, SonarQube y OpenAPI). Automatizada con scripts (Jest, Playwright, cliente Socket.IO, scripts de shell) sobre el entorno Docker de pruebas</w:t>
+              <w:t xml:space="preserve">Ejecución completa desde cero. Automatizada con scripts (Jest, Playwright, cliente Socket.IO, scripts de shell) sobre el entorno Docker de pruebas</w:t>
             </w:r>
           </w:p>
         </w:tc>
@@ -1127,7 +1127,7 @@
                 <w:sz w:val="19"/>
                 <w:szCs w:val="19"/>
               </w:rPr>
-              <w:t xml:space="preserve">1.6 min</w:t>
+              <w:t xml:space="preserve">6.2 min</w:t>
             </w:r>
           </w:p>
         </w:tc>
@@ -2805,7 +2805,7 @@
                 <w:sz w:val="19"/>
                 <w:szCs w:val="19"/>
               </w:rPr>
-              <w:t xml:space="preserve">rama sprint_4 · commit d1ed711 (más 145 archivos con cambios sin commit) (+145 archivo(s) con cambios sin comitear)</w:t>
+              <w:t xml:space="preserve">rama cobertura-pruebas · commit 000f31c (más 58 archivos con cambios sin commit) (+58 archivo(s) con cambios sin comitear)</w:t>
             </w:r>
           </w:p>
         </w:tc>
@@ -3009,7 +3009,7 @@
                 <w:sz w:val="19"/>
                 <w:szCs w:val="19"/>
               </w:rPr>
-              <w:t xml:space="preserve">v22.23.3</w:t>
+              <w:t xml:space="preserve">v22.23.4</w:t>
             </w:r>
           </w:p>
         </w:tc>
@@ -3281,7 +3281,7 @@
                 <w:sz w:val="19"/>
                 <w:szCs w:val="19"/>
               </w:rPr>
-              <w:t xml:space="preserve">nginx/1.31.6</w:t>
+              <w:t xml:space="preserve">nginx/1.31.8</w:t>
             </w:r>
           </w:p>
         </w:tc>
@@ -4490,7 +4490,7 @@
                 <w:sz w:val="19"/>
                 <w:szCs w:val="19"/>
               </w:rPr>
-              <w:t xml:space="preserve">Laura Pérez QA, e2e.reg.1791957408085@qa.local, teléfono 3105550101.</w:t>
+              <w:t xml:space="preserve">Laura Pérez QA, e2e.reg.1793173697974@qa.local, teléfono 3105550101.</w:t>
             </w:r>
           </w:p>
         </w:tc>
@@ -4961,7 +4961,7 @@
                 <w:sz w:val="19"/>
                 <w:szCs w:val="19"/>
               </w:rPr>
-              <w:t xml:space="preserve">APROBADA  ·  duración 2.9 s  ·  14/10/26, 12:56:50 a. m. (hora de Colombia)</w:t>
+              <w:t xml:space="preserve">APROBADA  ·  duración 13.5 s  ·  28/10/26, 2:48:31 a. m. (hora de Colombia)</w:t>
             </w:r>
           </w:p>
         </w:tc>
@@ -6180,7 +6180,7 @@
                 <w:sz w:val="19"/>
                 <w:szCs w:val="19"/>
               </w:rPr>
-              <w:t xml:space="preserve">APROBADA  ·  duración 3.1 s  ·  14/10/26, 12:56:54 a. m. (hora de Colombia)</w:t>
+              <w:t xml:space="preserve">APROBADA  ·  duración 8.6 s  ·  28/10/26, 2:48:40 a. m. (hora de Colombia)</w:t>
             </w:r>
           </w:p>
         </w:tc>
@@ -7387,7 +7387,7 @@
                 <w:sz w:val="19"/>
                 <w:szCs w:val="19"/>
               </w:rPr>
-              <w:t xml:space="preserve">APROBADA  ·  duración 2.0 s  ·  14/10/26, 12:56:56 a. m. (hora de Colombia)</w:t>
+              <w:t xml:space="preserve">APROBADA  ·  duración 4.2 s  ·  28/10/26, 2:48:44 a. m. (hora de Colombia)</w:t>
             </w:r>
           </w:p>
         </w:tc>
@@ -8661,7 +8661,7 @@
                 <w:sz w:val="19"/>
                 <w:szCs w:val="19"/>
               </w:rPr>
-              <w:t xml:space="preserve">APROBADA  ·  duración 4.0 s  ·  14/10/26, 12:57:00 a. m. (hora de Colombia)</w:t>
+              <w:t xml:space="preserve">APROBADA  ·  duración 18.3 s  ·  28/10/26, 2:49:02 a. m. (hora de Colombia)</w:t>
             </w:r>
           </w:p>
         </w:tc>
@@ -9994,7 +9994,7 @@
                 <w:sz w:val="19"/>
                 <w:szCs w:val="19"/>
               </w:rPr>
-              <w:t xml:space="preserve">APROBADA  ·  duración 3.5 s  ·  14/10/26, 12:57:03 a. m. (hora de Colombia)</w:t>
+              <w:t xml:space="preserve">APROBADA  ·  duración 12.8 s  ·  28/10/26, 2:49:16 a. m. (hora de Colombia)</w:t>
             </w:r>
           </w:p>
         </w:tc>
@@ -11201,7 +11201,7 @@
                 <w:sz w:val="19"/>
                 <w:szCs w:val="19"/>
               </w:rPr>
-              <w:t xml:space="preserve">APROBADA  ·  duración 2.3 s  ·  14/10/26, 12:57:06 a. m. (hora de Colombia)</w:t>
+              <w:t xml:space="preserve">APROBADA  ·  duración 8.9 s  ·  28/10/26, 2:49:25 a. m. (hora de Colombia)</w:t>
             </w:r>
           </w:p>
         </w:tc>
@@ -12451,7 +12451,7 @@
                 <w:sz w:val="19"/>
                 <w:szCs w:val="19"/>
               </w:rPr>
-              <w:t xml:space="preserve">APROBADA  ·  duración 4.1 s  ·  14/10/26, 12:57:10 a. m. (hora de Colombia)</w:t>
+              <w:t xml:space="preserve">APROBADA  ·  duración 32.5 s  ·  28/10/26, 2:49:57 a. m. (hora de Colombia)</w:t>
             </w:r>
           </w:p>
         </w:tc>
@@ -13595,7 +13595,7 @@
                 <w:sz w:val="19"/>
                 <w:szCs w:val="19"/>
               </w:rPr>
-              <w:t xml:space="preserve">Paso 1: del listado al detalle con un solo clic → 0.2 s</w:t>
+              <w:t xml:space="preserve">Paso 1: del listado al detalle con un solo clic → 1.0 s</w:t>
             </w:r>
           </w:p>
           <w:p>
@@ -13643,7 +13643,7 @@
                 <w:sz w:val="19"/>
                 <w:szCs w:val="19"/>
               </w:rPr>
-              <w:t xml:space="preserve">El resumen muestra cancha, horario y costo → Resumen de tu selección | Reservando como E2EFLOW Usuario 8 (e2eflow.1791957430175.8@qa.local) | Cancha | Cancha La Rivera | Fecha | Sábado, 17 de octubre de 2026 | Horar</w:t>
+              <w:t xml:space="preserve">El resumen muestra cancha, horario y costo → Resumen de tu selección | Reservando como E2EFLOW Usuario 8 (e2eflow.1793173797623.8@qa.local) | Cancha | Cancha La Rivera | Fecha | Sábado, 31 de octubre de 2026 | Horar</w:t>
             </w:r>
           </w:p>
           <w:p>
@@ -13667,7 +13667,7 @@
                 <w:sz w:val="19"/>
                 <w:szCs w:val="19"/>
               </w:rPr>
-              <w:t xml:space="preserve">El resumen toma nombre y correo de la sesión → E2EFLOW Usuario 8 (e2eflow.1791957430175.8@qa.local)</w:t>
+              <w:t xml:space="preserve">El resumen toma nombre y correo de la sesión → E2EFLOW Usuario 8 (e2eflow.1793173797623.8@qa.local)</w:t>
             </w:r>
           </w:p>
           <w:p>
@@ -13691,7 +13691,7 @@
                 <w:sz w:val="19"/>
                 <w:szCs w:val="19"/>
               </w:rPr>
-              <w:t xml:space="preserve">El flujo completo tarda menos de 2 minutos → 1.6 s</w:t>
+              <w:t xml:space="preserve">El flujo completo tarda menos de 2 minutos → 6.2 s</w:t>
             </w:r>
           </w:p>
           <w:p>
@@ -13814,7 +13814,7 @@
                 <w:sz w:val="19"/>
                 <w:szCs w:val="19"/>
               </w:rPr>
-              <w:t xml:space="preserve">APROBADA  ·  duración 2.5 s  ·  14/10/26, 12:57:12 a. m. (hora de Colombia)</w:t>
+              <w:t xml:space="preserve">APROBADA  ·  duración 9.0 s  ·  28/10/26, 2:50:06 a. m. (hora de Colombia)</w:t>
             </w:r>
           </w:p>
         </w:tc>
@@ -14951,7 +14951,7 @@
                 <w:sz w:val="19"/>
                 <w:szCs w:val="19"/>
               </w:rPr>
-              <w:t xml:space="preserve">APROBADA  ·  duración 2.6 s  ·  14/10/26, 12:57:15 a. m. (hora de Colombia)</w:t>
+              <w:t xml:space="preserve">APROBADA  ·  duración 8.3 s  ·  28/10/26, 2:50:14 a. m. (hora de Colombia)</w:t>
             </w:r>
           </w:p>
         </w:tc>
@@ -15597,7 +15597,7 @@
                 <w:sz w:val="19"/>
                 <w:szCs w:val="19"/>
               </w:rPr>
-              <w:t xml:space="preserve">Hoy es 2026-10-14 y la hora actual en Colombia es 00:57.</w:t>
+              <w:t xml:space="preserve">Hoy es 2026-10-28 y la hora actual en Colombia es 02:50.</w:t>
             </w:r>
           </w:p>
         </w:tc>
@@ -15943,7 +15943,7 @@
                 <w:sz w:val="19"/>
                 <w:szCs w:val="19"/>
               </w:rPr>
-              <w:t xml:space="preserve">La hora actual (00:57) está fuera del horario de atención: no hay bloques "pasados" que comprobar hoy.</w:t>
+              <w:t xml:space="preserve">La hora actual (02:50) está fuera del horario de atención: no hay bloques "pasados" que comprobar hoy.</w:t>
             </w:r>
           </w:p>
         </w:tc>
@@ -16018,7 +16018,7 @@
                 <w:sz w:val="19"/>
                 <w:szCs w:val="19"/>
               </w:rPr>
-              <w:t xml:space="preserve">APROBADA  ·  duración 3.3 s  ·  14/10/26, 12:57:18 a. m. (hora de Colombia)</w:t>
+              <w:t xml:space="preserve">APROBADA  ·  duración 13.2 s  ·  28/10/26, 2:50:28 a. m. (hora de Colombia)</w:t>
             </w:r>
           </w:p>
         </w:tc>
@@ -17196,7 +17196,7 @@
                 <w:sz w:val="19"/>
                 <w:szCs w:val="19"/>
               </w:rPr>
-              <w:t xml:space="preserve">APROBADA  ·  duración 4.1 s  ·  14/10/26, 12:57:22 a. m. (hora de Colombia)</w:t>
+              <w:t xml:space="preserve">APROBADA  ·  duración 27.2 s  ·  28/10/26, 2:50:55 a. m. (hora de Colombia)</w:t>
             </w:r>
           </w:p>
         </w:tc>
@@ -18436,7 +18436,7 @@
                 <w:sz w:val="19"/>
                 <w:szCs w:val="19"/>
               </w:rPr>
-              <w:t xml:space="preserve">APROBADA  ·  duración 7.7 s  ·  14/10/26, 12:57:30 a. m. (hora de Colombia)</w:t>
+              <w:t xml:space="preserve">APROBADA  ·  duración 22.1 s  ·  28/10/26, 2:51:17 a. m. (hora de Colombia)</w:t>
             </w:r>
           </w:p>
         </w:tc>
@@ -19501,7 +19501,7 @@
                 <w:sz w:val="19"/>
                 <w:szCs w:val="19"/>
               </w:rPr>
-              <w:t xml:space="preserve">La confirmación se muestra en menos de 2 segundos → 66 ms</w:t>
+              <w:t xml:space="preserve">La confirmación se muestra en menos de 2 segundos → 515 ms</w:t>
             </w:r>
           </w:p>
           <w:p>
@@ -19525,7 +19525,7 @@
                 <w:sz w:val="19"/>
                 <w:szCs w:val="19"/>
               </w:rPr>
-              <w:t xml:space="preserve">Muestra el código de la reserva → CY-5D9D808F</w:t>
+              <w:t xml:space="preserve">Muestra el código de la reserva → CY-486B42BD</w:t>
             </w:r>
           </w:p>
           <w:p>
@@ -19597,7 +19597,7 @@
                 <w:sz w:val="19"/>
                 <w:szCs w:val="19"/>
               </w:rPr>
-              <w:t xml:space="preserve">"Ver mis reservas" lista la reserva con su código y estado "Confirmada" → Cancha La Rivera · Confirmada · Jueves, 22 de octubre de 2026 · 16:00 – 17:00 · Cra 8 # 12-50, Cali · Reserva CY-5D9D808F</w:t>
+              <w:t xml:space="preserve">"Ver mis reservas" lista la reserva con su código y estado "Confirmada" → Cancha La Rivera · Confirmada · Jueves, 5 de noviembre de 2026 · 16:00 – 17:00 · Cra 8 # 12-50, Cali · Reserva CY-486B42BD</w:t>
             </w:r>
           </w:p>
           <w:p>
@@ -19696,7 +19696,7 @@
                 <w:sz w:val="19"/>
                 <w:szCs w:val="19"/>
               </w:rPr>
-              <w:t xml:space="preserve">APROBADA  ·  duración 2.8 s  ·  14/10/26, 12:57:33 a. m. (hora de Colombia)</w:t>
+              <w:t xml:space="preserve">APROBADA  ·  duración 9.9 s  ·  28/10/26, 2:51:27 a. m. (hora de Colombia)</w:t>
             </w:r>
           </w:p>
         </w:tc>
@@ -20720,7 +20720,7 @@
                 <w:sz w:val="19"/>
                 <w:szCs w:val="19"/>
               </w:rPr>
-              <w:t xml:space="preserve">Con la sesión vencida redirige a /login con el destino a retomar → /login?redirect=/canchas/f9396948-eccc-438a-810c-0a5deb3be3ee</w:t>
+              <w:t xml:space="preserve">Con la sesión vencida redirige a /login con el destino a retomar → /login?redirect=/canchas/cb25c0e6-605f-4118-8b48-03a6776aa116</w:t>
             </w:r>
           </w:p>
           <w:p>
@@ -20768,7 +20768,7 @@
                 <w:sz w:val="19"/>
                 <w:szCs w:val="19"/>
               </w:rPr>
-              <w:t xml:space="preserve">Recupera la fecha elegida → 2026-10-27</w:t>
+              <w:t xml:space="preserve">Recupera la fecha elegida → 2026-11-10</w:t>
             </w:r>
           </w:p>
           <w:p>
@@ -20867,7 +20867,7 @@
                 <w:sz w:val="19"/>
                 <w:szCs w:val="19"/>
               </w:rPr>
-              <w:t xml:space="preserve">APROBADA  ·  duración 2.6 s  ·  14/10/26, 12:58:08 a. m. (hora de Colombia)</w:t>
+              <w:t xml:space="preserve">APROBADA  ·  duración 7.3 s  ·  28/10/26, 2:52:51 a. m. (hora de Colombia)</w:t>
             </w:r>
           </w:p>
         </w:tc>
@@ -21940,7 +21940,7 @@
                 <w:sz w:val="19"/>
                 <w:szCs w:val="19"/>
               </w:rPr>
-              <w:t xml:space="preserve">APROBADA  ·  duración 3.3 s  ·  14/10/26, 12:58:11 a. m. (hora de Colombia)</w:t>
+              <w:t xml:space="preserve">APROBADA  ·  duración 11.1 s  ·  28/10/26, 2:53:02 a. m. (hora de Colombia)</w:t>
             </w:r>
           </w:p>
         </w:tc>
@@ -23111,7 +23111,7 @@
                 <w:sz w:val="19"/>
                 <w:szCs w:val="19"/>
               </w:rPr>
-              <w:t xml:space="preserve">APROBADA  ·  duración 1.3 s  ·  14/10/26, 12:58:12 a. m. (hora de Colombia)</w:t>
+              <w:t xml:space="preserve">APROBADA  ·  duración 8.6 s  ·  28/10/26, 2:53:11 a. m. (hora de Colombia)</w:t>
             </w:r>
           </w:p>
         </w:tc>
@@ -24147,7 +24147,7 @@
                 <w:sz w:val="19"/>
                 <w:szCs w:val="19"/>
               </w:rPr>
-              <w:t xml:space="preserve">Formato mm:ss → 02:58</w:t>
+              <w:t xml:space="preserve">Formato mm:ss → 02:59</w:t>
             </w:r>
           </w:p>
           <w:p>
@@ -24171,7 +24171,7 @@
                 <w:sz w:val="19"/>
                 <w:szCs w:val="19"/>
               </w:rPr>
-              <w:t xml:space="preserve">Al entrar queda cerca de 03:00 → 02:58</w:t>
+              <w:t xml:space="preserve">Al entrar queda cerca de 03:00 → 02:59</w:t>
             </w:r>
           </w:p>
           <w:p>
@@ -24195,7 +24195,7 @@
                 <w:sz w:val="19"/>
                 <w:szCs w:val="19"/>
               </w:rPr>
-              <w:t xml:space="preserve">La cuenta regresiva decrece con el tiempo → 178s → 174s</w:t>
+              <w:t xml:space="preserve">La cuenta regresiva decrece con el tiempo → 179s → 174s</w:t>
             </w:r>
           </w:p>
           <w:p>
@@ -24294,7 +24294,7 @@
                 <w:sz w:val="19"/>
                 <w:szCs w:val="19"/>
               </w:rPr>
-              <w:t xml:space="preserve">APROBADA  ·  duración 6.2 s  ·  14/10/26, 12:57:39 a. m. (hora de Colombia)</w:t>
+              <w:t xml:space="preserve">APROBADA  ·  duración 9.9 s  ·  28/10/26, 2:51:37 a. m. (hora de Colombia)</w:t>
             </w:r>
           </w:p>
         </w:tc>
@@ -25190,7 +25190,7 @@
                 <w:sz w:val="19"/>
                 <w:szCs w:val="19"/>
               </w:rPr>
-              <w:t xml:space="preserve">Con el reloj local adelantado 2 min el temporizador sigue mostrando ≈ 03:00 → se muestra Tiempo para reservar: 02:52 (172 s)</w:t>
+              <w:t xml:space="preserve">Con el reloj local adelantado 2 min el temporizador sigue mostrando ≈ 03:00 → se muestra Tiempo para reservar: 02:51 (171 s)</w:t>
             </w:r>
           </w:p>
         </w:tc>
@@ -25265,7 +25265,7 @@
                 <w:sz w:val="19"/>
                 <w:szCs w:val="19"/>
               </w:rPr>
-              <w:t xml:space="preserve">APROBADA  ·  duración 8.9 s  ·  14/10/26, 12:57:48 a. m. (hora de Colombia)</w:t>
+              <w:t xml:space="preserve">APROBADA  ·  duración 11.7 s  ·  28/10/26, 2:51:49 a. m. (hora de Colombia)</w:t>
             </w:r>
           </w:p>
         </w:tc>
@@ -26248,7 +26248,7 @@
                 <w:sz w:val="19"/>
                 <w:szCs w:val="19"/>
               </w:rPr>
-              <w:t xml:space="preserve">La segunda pestaña muestra el mismo tiempo, no un 03:00 nuevo → pestaña 1: 170 s · pestaña 2: 170 s</w:t>
+              <w:t xml:space="preserve">La segunda pestaña muestra el mismo tiempo, no un 03:00 nuevo → pestaña 1: 166 s · pestaña 2: 167 s</w:t>
             </w:r>
           </w:p>
           <w:p>
@@ -26272,7 +26272,7 @@
                 <w:sz w:val="19"/>
                 <w:szCs w:val="19"/>
               </w:rPr>
-              <w:t xml:space="preserve">Al cerrar una pestaña, la otra sigue contando → 170 s → 168 s</w:t>
+              <w:t xml:space="preserve">Al cerrar una pestaña, la otra sigue contando → 166 s → 164 s</w:t>
             </w:r>
           </w:p>
         </w:tc>
@@ -26347,7 +26347,7 @@
                 <w:sz w:val="19"/>
                 <w:szCs w:val="19"/>
               </w:rPr>
-              <w:t xml:space="preserve">APROBADA  ·  duración 12.0 s  ·  14/10/26, 12:58:00 a. m. (hora de Colombia)</w:t>
+              <w:t xml:space="preserve">APROBADA  ·  duración 18.2 s  ·  28/10/26, 2:52:07 a. m. (hora de Colombia)</w:t>
             </w:r>
           </w:p>
         </w:tc>
@@ -27546,7 +27546,7 @@
                 <w:sz w:val="19"/>
                 <w:szCs w:val="19"/>
               </w:rPr>
-              <w:t xml:space="preserve">APROBADA  ·  duración 5.3 s  ·  14/10/26, 12:58:05 a. m. (hora de Colombia)</w:t>
+              <w:t xml:space="preserve">APROBADA  ·  duración 37.2 s  ·  28/10/26, 2:52:44 a. m. (hora de Colombia)</w:t>
             </w:r>
           </w:p>
         </w:tc>
@@ -28568,7 +28568,7 @@
                 <w:sz w:val="19"/>
                 <w:szCs w:val="19"/>
               </w:rPr>
-              <w:t xml:space="preserve">Al inicio el temporizador marca ≈ 03:00 → 177 s</w:t>
+              <w:t xml:space="preserve">Al inicio el temporizador marca ≈ 03:00 → 176 s</w:t>
             </w:r>
           </w:p>
           <w:p>
@@ -28616,7 +28616,7 @@
                 <w:sz w:val="19"/>
                 <w:szCs w:val="19"/>
               </w:rPr>
-              <w:t xml:space="preserve">Aparece el aviso visual cuando quedan ≈ 30 s → se mostró con 29 s restantes (147 s tras elegir)</w:t>
+              <w:t xml:space="preserve">Aparece el aviso visual cuando quedan ≈ 30 s → se mostró con 29 s restantes (146 s tras elegir)</w:t>
             </w:r>
           </w:p>
           <w:p>
@@ -28664,7 +28664,7 @@
                 <w:sz w:val="19"/>
                 <w:szCs w:val="19"/>
               </w:rPr>
-              <w:t xml:space="preserve">La expiración ocurre ≈ 30 s después del aviso y justo cuando la cuenta regresiva llega a cero → 30 s después del aviso · la cuenta marcaba 177 s y expiró 178 s después</w:t>
+              <w:t xml:space="preserve">La expiración ocurre ≈ 30 s después del aviso y justo cuando la cuenta regresiva llega a cero → 29 s después del aviso · la cuenta marcaba 176 s y expiró 177 s después</w:t>
             </w:r>
           </w:p>
           <w:p>
@@ -28835,7 +28835,7 @@
                 <w:sz w:val="19"/>
                 <w:szCs w:val="19"/>
               </w:rPr>
-              <w:t xml:space="preserve">APROBADA  ·  duración 0.0 s  ·  14/10/26, 12:59:51 a. m. (hora de Colombia)</w:t>
+              <w:t xml:space="preserve">APROBADA  ·  duración 0.0 s  ·  28/10/26, 2:53:11 a. m. (hora de Colombia)</w:t>
             </w:r>
           </w:p>
         </w:tc>
@@ -29106,7 +29106,7 @@
       <w:r>
         <w:drawing>
           <wp:inline distT="0" distB="0" distL="0" distR="0">
-            <wp:extent cx="2676525" cy="4953000"/>
+            <wp:extent cx="2609850" cy="4953000"/>
             <wp:effectExtent t="0" r="0" b="0" l="0"/>
             <wp:docPr id="50" name="" descr="" title=""/>
             <wp:cNvGraphicFramePr>
@@ -29131,7 +29131,7 @@
                   <pic:spPr bwMode="auto">
                     <a:xfrm>
                       <a:off x="0" y="0"/>
-                      <a:ext cx="2676525" cy="4953000"/>
+                      <a:ext cx="2609850" cy="4953000"/>
                     </a:xfrm>
                     <a:prstGeom prst="rect">
                       <a:avLst/>
@@ -30196,7 +30196,7 @@
                 <w:sz w:val="19"/>
                 <w:szCs w:val="19"/>
               </w:rPr>
-              <w:t xml:space="preserve">APROBADA  ·  duración 0.0 s  ·  14/10/26, 12:59:51 a. m. (hora de Colombia)</w:t>
+              <w:t xml:space="preserve">APROBADA  ·  duración 0.0 s  ·  28/10/26, 2:53:11 a. m. (hora de Colombia)</w:t>
             </w:r>
           </w:p>
         </w:tc>
@@ -31284,7 +31284,7 @@
                 <w:sz w:val="19"/>
                 <w:szCs w:val="19"/>
               </w:rPr>
-              <w:t xml:space="preserve">Cada reserva muestra el código y la cancha → Cancha El Bosque · Confirmada · Jueves, 29 de octubre de 2026 · 08:00 – 09:00 · Av. Roosevelt # 30-10, Cali · Reserva CY-BF6A58A7</w:t>
+              <w:t xml:space="preserve">Cada reserva muestra el código y la cancha → Cancha El Bosque · Confirmada · Jueves, 12 de noviembre de 2026 · 08:00 – 09:00 · Av. Roosevelt # 30-10, Cali · Reserva CY-EDC593D4</w:t>
             </w:r>
           </w:p>
           <w:p>
@@ -31527,7 +31527,7 @@
                 <w:sz w:val="19"/>
                 <w:szCs w:val="19"/>
               </w:rPr>
-              <w:t xml:space="preserve">APROBADA  ·  duración 5.8 s  ·  14/10/26, 12:59:57 a. m. (hora de Colombia)</w:t>
+              <w:t xml:space="preserve">APROBADA  ·  duración 47.1 s  ·  28/10/26, 2:53:58 a. m. (hora de Colombia)</w:t>
             </w:r>
           </w:p>
         </w:tc>
@@ -32918,7 +32918,7 @@
                 <w:sz w:val="19"/>
                 <w:szCs w:val="19"/>
               </w:rPr>
-              <w:t xml:space="preserve">APROBADA  ·  duración 5.7 s  ·  14/10/26, 1:00:03 a. m. (hora de Colombia)</w:t>
+              <w:t xml:space="preserve">APROBADA  ·  duración 21.0 s  ·  28/10/26, 2:54:19 a. m. (hora de Colombia)</w:t>
             </w:r>
           </w:p>
         </w:tc>
@@ -34152,7 +34152,7 @@
                 <w:sz w:val="19"/>
                 <w:szCs w:val="19"/>
               </w:rPr>
-              <w:t xml:space="preserve">APROBADA  ·  duración 2.9 s  ·  14/10/26, 1:00:06 a. m. (hora de Colombia)</w:t>
+              <w:t xml:space="preserve">APROBADA  ·  duración 8.7 s  ·  28/10/26, 2:54:28 a. m. (hora de Colombia)</w:t>
             </w:r>
           </w:p>
         </w:tc>
